--- a/content-src/docx/R TLS 2011 04 29 Duckworth Lewis.docx
+++ b/content-src/docx/R TLS 2011 04 29 Duckworth Lewis.docx
@@ -32,13 +32,7 @@
         <w:br/>
       </w:r>
       <w:r>
-        <w:t xml:space="preserve">213pp. SportsBooks. £12.99.</w:t>
-      </w:r>
-      <w:r>
-        <w:br/>
-      </w:r>
-      <w:r>
-        <w:t xml:space="preserve">978 1 907524 00 4&lt;/details&gt;</w:t>
+        <w:t xml:space="preserve">213pp. SportsBooks. £12.99.&lt;/details&gt;</w:t>
       </w:r>
     </w:p>
     <w:p>
